--- a/generated_logsheets/3HE_4E_3PET1_0EST.docx
+++ b/generated_logsheets/3HE_4E_3PET1_0EST.docx
@@ -42,8 +42,8 @@
       <w:tblGrid>
         <w:gridCol w:w="90"/>
         <w:gridCol w:w="630"/>
-        <w:gridCol w:w="1440"/>
-        <w:gridCol w:w="3207"/>
+        <w:gridCol w:w="1530"/>
+        <w:gridCol w:w="3117"/>
         <w:gridCol w:w="927"/>
         <w:gridCol w:w="1176"/>
         <w:gridCol w:w="495"/>
@@ -455,7 +455,7 @@
         </w:tc>
         <w:tc>
           <w:tcPr>
-            <w:tcW w:w="1440" w:type="dxa"/>
+            <w:tcW w:w="1530" w:type="dxa"/>
             <w:vMerge w:val="restart"/>
             <w:tcBorders>
               <w:right w:val="single" w:sz="4" w:space="0" w:color="auto"/>
@@ -485,7 +485,7 @@
         </w:tc>
         <w:tc>
           <w:tcPr>
-            <w:tcW w:w="4134" w:type="dxa"/>
+            <w:tcW w:w="4044" w:type="dxa"/>
             <w:gridSpan w:val="2"/>
             <w:vMerge w:val="restart"/>
             <w:tcBorders>
@@ -802,7 +802,7 @@
         </w:tc>
         <w:tc>
           <w:tcPr>
-            <w:tcW w:w="1440" w:type="dxa"/>
+            <w:tcW w:w="1530" w:type="dxa"/>
             <w:vMerge/>
             <w:tcBorders>
               <w:right w:val="single" w:sz="4" w:space="0" w:color="auto"/>
@@ -823,7 +823,7 @@
         </w:tc>
         <w:tc>
           <w:tcPr>
-            <w:tcW w:w="4134" w:type="dxa"/>
+            <w:tcW w:w="4044" w:type="dxa"/>
             <w:gridSpan w:val="2"/>
             <w:vMerge/>
             <w:tcBorders>
@@ -1096,7 +1096,7 @@
         </w:tc>
         <w:tc>
           <w:tcPr>
-            <w:tcW w:w="1440" w:type="dxa"/>
+            <w:tcW w:w="1530" w:type="dxa"/>
             <w:tcBorders>
               <w:right w:val="single" w:sz="4" w:space="0" w:color="auto"/>
             </w:tcBorders>
@@ -1116,7 +1116,7 @@
         </w:tc>
         <w:tc>
           <w:tcPr>
-            <w:tcW w:w="4134" w:type="dxa"/>
+            <w:tcW w:w="4044" w:type="dxa"/>
             <w:gridSpan w:val="2"/>
             <w:tcBorders>
               <w:left w:val="single" w:sz="4" w:space="0" w:color="auto"/>
@@ -1333,7 +1333,7 @@
         </w:tc>
         <w:tc>
           <w:tcPr>
-            <w:tcW w:w="1440" w:type="dxa"/>
+            <w:tcW w:w="1530" w:type="dxa"/>
             <w:tcBorders>
               <w:bottom w:val="single" w:sz="4" w:space="0" w:color="auto"/>
               <w:right w:val="single" w:sz="4" w:space="0" w:color="auto"/>
@@ -1354,7 +1354,7 @@
         </w:tc>
         <w:tc>
           <w:tcPr>
-            <w:tcW w:w="4134" w:type="dxa"/>
+            <w:tcW w:w="4044" w:type="dxa"/>
             <w:gridSpan w:val="2"/>
             <w:tcBorders>
               <w:left w:val="single" w:sz="4" w:space="0" w:color="auto"/>
@@ -1588,7 +1588,7 @@
         </w:tc>
         <w:tc>
           <w:tcPr>
-            <w:tcW w:w="1440" w:type="dxa"/>
+            <w:tcW w:w="1530" w:type="dxa"/>
             <w:tcBorders>
               <w:top w:val="single" w:sz="4" w:space="0" w:color="auto"/>
               <w:left w:val="single" w:sz="4" w:space="0" w:color="auto"/>
@@ -1611,7 +1611,7 @@
         </w:tc>
         <w:tc>
           <w:tcPr>
-            <w:tcW w:w="4134" w:type="dxa"/>
+            <w:tcW w:w="4044" w:type="dxa"/>
             <w:gridSpan w:val="2"/>
             <w:tcBorders>
               <w:top w:val="single" w:sz="4" w:space="0" w:color="auto"/>
@@ -1859,16 +1859,16 @@
       </w:tblPr>
       <w:tblGrid>
         <w:gridCol w:w="738"/>
-        <w:gridCol w:w="1440"/>
-        <w:gridCol w:w="4140"/>
+        <w:gridCol w:w="1507"/>
+        <w:gridCol w:w="4073"/>
         <w:gridCol w:w="1170"/>
         <w:gridCol w:w="1147"/>
         <w:gridCol w:w="923"/>
         <w:gridCol w:w="967"/>
         <w:gridCol w:w="1103"/>
-        <w:gridCol w:w="1057"/>
-        <w:gridCol w:w="1080"/>
+        <w:gridCol w:w="967"/>
         <w:gridCol w:w="990"/>
+        <w:gridCol w:w="1170"/>
         <w:gridCol w:w="1373"/>
       </w:tblGrid>
       <w:tr>
@@ -1906,7 +1906,7 @@
         </w:tc>
         <w:tc>
           <w:tcPr>
-            <w:tcW w:w="1440" w:type="dxa"/>
+            <w:tcW w:w="1507" w:type="dxa"/>
             <w:vMerge w:val="restart"/>
             <w:tcBorders>
               <w:right w:val="single" w:sz="4" w:space="0" w:color="auto"/>
@@ -1936,7 +1936,7 @@
         </w:tc>
         <w:tc>
           <w:tcPr>
-            <w:tcW w:w="4140" w:type="dxa"/>
+            <w:tcW w:w="4073" w:type="dxa"/>
             <w:vMerge w:val="restart"/>
             <w:tcBorders>
               <w:left w:val="single" w:sz="4" w:space="0" w:color="auto"/>
@@ -2057,7 +2057,7 @@
         </w:tc>
         <w:tc>
           <w:tcPr>
-            <w:tcW w:w="1057" w:type="dxa"/>
+            <w:tcW w:w="967" w:type="dxa"/>
             <w:vMerge w:val="restart"/>
             <w:vAlign w:val="center"/>
           </w:tcPr>
@@ -2104,7 +2104,7 @@
         </w:tc>
         <w:tc>
           <w:tcPr>
-            <w:tcW w:w="1080" w:type="dxa"/>
+            <w:tcW w:w="990" w:type="dxa"/>
             <w:vMerge w:val="restart"/>
             <w:vAlign w:val="center"/>
           </w:tcPr>
@@ -2151,7 +2151,7 @@
         </w:tc>
         <w:tc>
           <w:tcPr>
-            <w:tcW w:w="990" w:type="dxa"/>
+            <w:tcW w:w="1170" w:type="dxa"/>
             <w:vMerge w:val="restart"/>
             <w:vAlign w:val="center"/>
           </w:tcPr>
@@ -2225,7 +2225,7 @@
         </w:tc>
         <w:tc>
           <w:tcPr>
-            <w:tcW w:w="1440" w:type="dxa"/>
+            <w:tcW w:w="1507" w:type="dxa"/>
             <w:vMerge/>
             <w:tcBorders>
               <w:right w:val="single" w:sz="4" w:space="0" w:color="auto"/>
@@ -2246,7 +2246,7 @@
         </w:tc>
         <w:tc>
           <w:tcPr>
-            <w:tcW w:w="4140" w:type="dxa"/>
+            <w:tcW w:w="4073" w:type="dxa"/>
             <w:vMerge/>
             <w:tcBorders>
               <w:left w:val="single" w:sz="4" w:space="0" w:color="auto"/>
@@ -2415,7 +2415,7 @@
         </w:tc>
         <w:tc>
           <w:tcPr>
-            <w:tcW w:w="1057" w:type="dxa"/>
+            <w:tcW w:w="967" w:type="dxa"/>
             <w:vMerge/>
             <w:vAlign w:val="center"/>
           </w:tcPr>
@@ -2433,7 +2433,7 @@
         </w:tc>
         <w:tc>
           <w:tcPr>
-            <w:tcW w:w="1080" w:type="dxa"/>
+            <w:tcW w:w="990" w:type="dxa"/>
             <w:vMerge/>
             <w:vAlign w:val="center"/>
           </w:tcPr>
@@ -2451,7 +2451,7 @@
         </w:tc>
         <w:tc>
           <w:tcPr>
-            <w:tcW w:w="990" w:type="dxa"/>
+            <w:tcW w:w="1170" w:type="dxa"/>
             <w:vMerge/>
             <w:vAlign w:val="center"/>
           </w:tcPr>
@@ -2513,7 +2513,7 @@
         </w:tc>
         <w:tc>
           <w:tcPr>
-            <w:tcW w:w="1440" w:type="dxa"/>
+            <w:tcW w:w="1507" w:type="dxa"/>
             <w:tcBorders>
               <w:right w:val="single" w:sz="4" w:space="0" w:color="auto"/>
             </w:tcBorders>
@@ -2533,7 +2533,7 @@
         </w:tc>
         <w:tc>
           <w:tcPr>
-            <w:tcW w:w="4140" w:type="dxa"/>
+            <w:tcW w:w="4073" w:type="dxa"/>
             <w:tcBorders>
               <w:left w:val="single" w:sz="4" w:space="0" w:color="auto"/>
             </w:tcBorders>
@@ -2642,23 +2642,7 @@
         </w:tc>
         <w:tc>
           <w:tcPr>
-            <w:tcW w:w="1057" w:type="dxa"/>
-          </w:tcPr>
-          <w:p>
-            <w:pPr>
-              <w:jc w:val="center"/>
-              <w:rPr>
-                <w:rFonts w:ascii="SutonnyMJ" w:hAnsi="SutonnyMJ" w:cs="SutonnyMJ"/>
-                <w:b/>
-                <w:sz w:val="32"/>
-                <w:szCs w:val="32"/>
-              </w:rPr>
-            </w:pPr>
-          </w:p>
-        </w:tc>
-        <w:tc>
-          <w:tcPr>
-            <w:tcW w:w="1080" w:type="dxa"/>
+            <w:tcW w:w="967" w:type="dxa"/>
           </w:tcPr>
           <w:p>
             <w:pPr>
@@ -2686,6 +2670,31 @@
                 <w:szCs w:val="32"/>
               </w:rPr>
             </w:pPr>
+          </w:p>
+        </w:tc>
+        <w:tc>
+          <w:tcPr>
+            <w:tcW w:w="1170" w:type="dxa"/>
+          </w:tcPr>
+          <w:p>
+            <w:pPr>
+              <w:jc w:val="center"/>
+              <w:rPr>
+                <w:rFonts w:ascii="SutonnyMJ" w:hAnsi="SutonnyMJ" w:cs="SutonnyMJ"/>
+                <w:b/>
+                <w:sz w:val="32"/>
+                <w:szCs w:val="32"/>
+              </w:rPr>
+            </w:pPr>
+            <w:r>
+              <w:rPr>
+                <w:rFonts w:ascii="SutonnyMJ" w:hAnsi="SutonnyMJ" w:cs="SutonnyMJ"/>
+                <w:b/>
+                <w:sz w:val="32"/>
+                <w:szCs w:val="32"/>
+              </w:rPr>
+              <w:t>2,167/-</w:t>
+            </w:r>
           </w:p>
         </w:tc>
         <w:tc>
@@ -2732,7 +2741,7 @@
         </w:tc>
         <w:tc>
           <w:tcPr>
-            <w:tcW w:w="1440" w:type="dxa"/>
+            <w:tcW w:w="1507" w:type="dxa"/>
             <w:tcBorders>
               <w:right w:val="single" w:sz="4" w:space="0" w:color="auto"/>
             </w:tcBorders>
@@ -2752,7 +2761,7 @@
         </w:tc>
         <w:tc>
           <w:tcPr>
-            <w:tcW w:w="4140" w:type="dxa"/>
+            <w:tcW w:w="4073" w:type="dxa"/>
             <w:tcBorders>
               <w:left w:val="single" w:sz="4" w:space="0" w:color="auto"/>
             </w:tcBorders>
@@ -2851,23 +2860,7 @@
         </w:tc>
         <w:tc>
           <w:tcPr>
-            <w:tcW w:w="1057" w:type="dxa"/>
-          </w:tcPr>
-          <w:p>
-            <w:pPr>
-              <w:jc w:val="center"/>
-              <w:rPr>
-                <w:rFonts w:ascii="SutonnyMJ" w:hAnsi="SutonnyMJ" w:cs="SutonnyMJ"/>
-                <w:b/>
-                <w:sz w:val="32"/>
-                <w:szCs w:val="32"/>
-              </w:rPr>
-            </w:pPr>
-          </w:p>
-        </w:tc>
-        <w:tc>
-          <w:tcPr>
-            <w:tcW w:w="1080" w:type="dxa"/>
+            <w:tcW w:w="967" w:type="dxa"/>
           </w:tcPr>
           <w:p>
             <w:pPr>
@@ -2884,6 +2877,22 @@
         <w:tc>
           <w:tcPr>
             <w:tcW w:w="990" w:type="dxa"/>
+          </w:tcPr>
+          <w:p>
+            <w:pPr>
+              <w:jc w:val="center"/>
+              <w:rPr>
+                <w:rFonts w:ascii="SutonnyMJ" w:hAnsi="SutonnyMJ" w:cs="SutonnyMJ"/>
+                <w:b/>
+                <w:sz w:val="32"/>
+                <w:szCs w:val="32"/>
+              </w:rPr>
+            </w:pPr>
+          </w:p>
+        </w:tc>
+        <w:tc>
+          <w:tcPr>
+            <w:tcW w:w="1170" w:type="dxa"/>
           </w:tcPr>
           <w:p>
             <w:pPr>
@@ -2938,7 +2947,7 @@
         </w:tc>
         <w:tc>
           <w:tcPr>
-            <w:tcW w:w="1440" w:type="dxa"/>
+            <w:tcW w:w="1507" w:type="dxa"/>
             <w:tcBorders>
               <w:right w:val="single" w:sz="4" w:space="0" w:color="auto"/>
             </w:tcBorders>
@@ -2958,7 +2967,7 @@
         </w:tc>
         <w:tc>
           <w:tcPr>
-            <w:tcW w:w="4140" w:type="dxa"/>
+            <w:tcW w:w="4073" w:type="dxa"/>
             <w:tcBorders>
               <w:left w:val="single" w:sz="4" w:space="0" w:color="auto"/>
             </w:tcBorders>
@@ -3057,23 +3066,7 @@
         </w:tc>
         <w:tc>
           <w:tcPr>
-            <w:tcW w:w="1057" w:type="dxa"/>
-          </w:tcPr>
-          <w:p>
-            <w:pPr>
-              <w:jc w:val="center"/>
-              <w:rPr>
-                <w:rFonts w:ascii="SutonnyMJ" w:hAnsi="SutonnyMJ" w:cs="SutonnyMJ"/>
-                <w:b/>
-                <w:sz w:val="32"/>
-                <w:szCs w:val="32"/>
-              </w:rPr>
-            </w:pPr>
-          </w:p>
-        </w:tc>
-        <w:tc>
-          <w:tcPr>
-            <w:tcW w:w="1080" w:type="dxa"/>
+            <w:tcW w:w="967" w:type="dxa"/>
           </w:tcPr>
           <w:p>
             <w:pPr>
@@ -3090,6 +3083,22 @@
         <w:tc>
           <w:tcPr>
             <w:tcW w:w="990" w:type="dxa"/>
+          </w:tcPr>
+          <w:p>
+            <w:pPr>
+              <w:jc w:val="center"/>
+              <w:rPr>
+                <w:rFonts w:ascii="SutonnyMJ" w:hAnsi="SutonnyMJ" w:cs="SutonnyMJ"/>
+                <w:b/>
+                <w:sz w:val="32"/>
+                <w:szCs w:val="32"/>
+              </w:rPr>
+            </w:pPr>
+          </w:p>
+        </w:tc>
+        <w:tc>
+          <w:tcPr>
+            <w:tcW w:w="1170" w:type="dxa"/>
           </w:tcPr>
           <w:p>
             <w:pPr>
@@ -3144,7 +3153,7 @@
         </w:tc>
         <w:tc>
           <w:tcPr>
-            <w:tcW w:w="1440" w:type="dxa"/>
+            <w:tcW w:w="1507" w:type="dxa"/>
             <w:tcBorders>
               <w:right w:val="single" w:sz="4" w:space="0" w:color="auto"/>
             </w:tcBorders>
@@ -3164,7 +3173,7 @@
         </w:tc>
         <w:tc>
           <w:tcPr>
-            <w:tcW w:w="4140" w:type="dxa"/>
+            <w:tcW w:w="4073" w:type="dxa"/>
             <w:tcBorders>
               <w:left w:val="single" w:sz="4" w:space="0" w:color="auto"/>
             </w:tcBorders>
@@ -3263,23 +3272,7 @@
         </w:tc>
         <w:tc>
           <w:tcPr>
-            <w:tcW w:w="1057" w:type="dxa"/>
-          </w:tcPr>
-          <w:p>
-            <w:pPr>
-              <w:jc w:val="center"/>
-              <w:rPr>
-                <w:rFonts w:ascii="SutonnyMJ" w:hAnsi="SutonnyMJ" w:cs="SutonnyMJ"/>
-                <w:b/>
-                <w:sz w:val="32"/>
-                <w:szCs w:val="32"/>
-              </w:rPr>
-            </w:pPr>
-          </w:p>
-        </w:tc>
-        <w:tc>
-          <w:tcPr>
-            <w:tcW w:w="1080" w:type="dxa"/>
+            <w:tcW w:w="967" w:type="dxa"/>
           </w:tcPr>
           <w:p>
             <w:pPr>
@@ -3296,6 +3289,22 @@
         <w:tc>
           <w:tcPr>
             <w:tcW w:w="990" w:type="dxa"/>
+          </w:tcPr>
+          <w:p>
+            <w:pPr>
+              <w:jc w:val="center"/>
+              <w:rPr>
+                <w:rFonts w:ascii="SutonnyMJ" w:hAnsi="SutonnyMJ" w:cs="SutonnyMJ"/>
+                <w:b/>
+                <w:sz w:val="32"/>
+                <w:szCs w:val="32"/>
+              </w:rPr>
+            </w:pPr>
+          </w:p>
+        </w:tc>
+        <w:tc>
+          <w:tcPr>
+            <w:tcW w:w="1170" w:type="dxa"/>
           </w:tcPr>
           <w:p>
             <w:pPr>
@@ -3349,8 +3358,8 @@
       </w:tblPr>
       <w:tblGrid>
         <w:gridCol w:w="738"/>
-        <w:gridCol w:w="1440"/>
-        <w:gridCol w:w="3870"/>
+        <w:gridCol w:w="1507"/>
+        <w:gridCol w:w="3803"/>
         <w:gridCol w:w="1080"/>
         <w:gridCol w:w="1080"/>
         <w:gridCol w:w="990"/>
@@ -3396,7 +3405,7 @@
         </w:tc>
         <w:tc>
           <w:tcPr>
-            <w:tcW w:w="1440" w:type="dxa"/>
+            <w:tcW w:w="1507" w:type="dxa"/>
             <w:vMerge w:val="restart"/>
             <w:tcBorders>
               <w:right w:val="single" w:sz="4" w:space="0" w:color="auto"/>
@@ -3426,7 +3435,7 @@
         </w:tc>
         <w:tc>
           <w:tcPr>
-            <w:tcW w:w="3870" w:type="dxa"/>
+            <w:tcW w:w="3803" w:type="dxa"/>
             <w:vMerge w:val="restart"/>
             <w:tcBorders>
               <w:left w:val="single" w:sz="4" w:space="0" w:color="auto"/>
@@ -3718,7 +3727,7 @@
         </w:tc>
         <w:tc>
           <w:tcPr>
-            <w:tcW w:w="1440" w:type="dxa"/>
+            <w:tcW w:w="1507" w:type="dxa"/>
             <w:vMerge/>
             <w:tcBorders>
               <w:right w:val="single" w:sz="4" w:space="0" w:color="auto"/>
@@ -3739,7 +3748,7 @@
         </w:tc>
         <w:tc>
           <w:tcPr>
-            <w:tcW w:w="3870" w:type="dxa"/>
+            <w:tcW w:w="3803" w:type="dxa"/>
             <w:vMerge/>
             <w:tcBorders>
               <w:left w:val="single" w:sz="4" w:space="0" w:color="auto"/>
@@ -4003,7 +4012,7 @@
         </w:tc>
         <w:tc>
           <w:tcPr>
-            <w:tcW w:w="1440" w:type="dxa"/>
+            <w:tcW w:w="1507" w:type="dxa"/>
             <w:tcBorders>
               <w:right w:val="single" w:sz="4" w:space="0" w:color="auto"/>
             </w:tcBorders>
@@ -4023,7 +4032,7 @@
         </w:tc>
         <w:tc>
           <w:tcPr>
-            <w:tcW w:w="3870" w:type="dxa"/>
+            <w:tcW w:w="3803" w:type="dxa"/>
             <w:tcBorders>
               <w:left w:val="single" w:sz="4" w:space="0" w:color="auto"/>
             </w:tcBorders>
@@ -4240,7 +4249,7 @@
         </w:tc>
         <w:tc>
           <w:tcPr>
-            <w:tcW w:w="1440" w:type="dxa"/>
+            <w:tcW w:w="1507" w:type="dxa"/>
             <w:tcBorders>
               <w:right w:val="single" w:sz="4" w:space="0" w:color="auto"/>
             </w:tcBorders>
@@ -4260,7 +4269,7 @@
         </w:tc>
         <w:tc>
           <w:tcPr>
-            <w:tcW w:w="3870" w:type="dxa"/>
+            <w:tcW w:w="3803" w:type="dxa"/>
             <w:tcBorders>
               <w:left w:val="single" w:sz="4" w:space="0" w:color="auto"/>
             </w:tcBorders>
@@ -4458,7 +4467,7 @@
         </w:tc>
         <w:tc>
           <w:tcPr>
-            <w:tcW w:w="1440" w:type="dxa"/>
+            <w:tcW w:w="1507" w:type="dxa"/>
             <w:tcBorders>
               <w:right w:val="single" w:sz="4" w:space="0" w:color="auto"/>
             </w:tcBorders>
@@ -4478,7 +4487,7 @@
         </w:tc>
         <w:tc>
           <w:tcPr>
-            <w:tcW w:w="3870" w:type="dxa"/>
+            <w:tcW w:w="3803" w:type="dxa"/>
             <w:tcBorders>
               <w:left w:val="single" w:sz="4" w:space="0" w:color="auto"/>
             </w:tcBorders>
@@ -4663,7 +4672,7 @@
         </w:tc>
         <w:tc>
           <w:tcPr>
-            <w:tcW w:w="1440" w:type="dxa"/>
+            <w:tcW w:w="1507" w:type="dxa"/>
             <w:tcBorders>
               <w:right w:val="single" w:sz="4" w:space="0" w:color="auto"/>
             </w:tcBorders>
@@ -4683,7 +4692,7 @@
         </w:tc>
         <w:tc>
           <w:tcPr>
-            <w:tcW w:w="3870" w:type="dxa"/>
+            <w:tcW w:w="3803" w:type="dxa"/>
             <w:tcBorders>
               <w:left w:val="single" w:sz="4" w:space="0" w:color="auto"/>
             </w:tcBorders>
@@ -4793,8 +4802,6 @@
                 <w:szCs w:val="32"/>
               </w:rPr>
             </w:pPr>
-            <w:bookmarkStart w:id="0" w:name="_GoBack"/>
-            <w:bookmarkEnd w:id="0"/>
           </w:p>
         </w:tc>
         <w:tc>
@@ -4869,8 +4876,8 @@
       </w:tblPr>
       <w:tblGrid>
         <w:gridCol w:w="738"/>
-        <w:gridCol w:w="1530"/>
-        <w:gridCol w:w="4050"/>
+        <w:gridCol w:w="1327"/>
+        <w:gridCol w:w="4253"/>
         <w:gridCol w:w="1170"/>
         <w:gridCol w:w="1170"/>
         <w:gridCol w:w="900"/>
@@ -4916,7 +4923,7 @@
         </w:tc>
         <w:tc>
           <w:tcPr>
-            <w:tcW w:w="1530" w:type="dxa"/>
+            <w:tcW w:w="1327" w:type="dxa"/>
             <w:vMerge w:val="restart"/>
             <w:tcBorders>
               <w:right w:val="single" w:sz="4" w:space="0" w:color="auto"/>
@@ -4946,7 +4953,7 @@
         </w:tc>
         <w:tc>
           <w:tcPr>
-            <w:tcW w:w="4050" w:type="dxa"/>
+            <w:tcW w:w="4253" w:type="dxa"/>
             <w:vMerge w:val="restart"/>
             <w:tcBorders>
               <w:left w:val="single" w:sz="4" w:space="0" w:color="auto"/>
@@ -5239,7 +5246,7 @@
         </w:tc>
         <w:tc>
           <w:tcPr>
-            <w:tcW w:w="1530" w:type="dxa"/>
+            <w:tcW w:w="1327" w:type="dxa"/>
             <w:vMerge/>
             <w:tcBorders>
               <w:right w:val="single" w:sz="4" w:space="0" w:color="auto"/>
@@ -5260,7 +5267,7 @@
         </w:tc>
         <w:tc>
           <w:tcPr>
-            <w:tcW w:w="4050" w:type="dxa"/>
+            <w:tcW w:w="4253" w:type="dxa"/>
             <w:vMerge/>
             <w:tcBorders>
               <w:left w:val="single" w:sz="4" w:space="0" w:color="auto"/>
@@ -5527,7 +5534,7 @@
         </w:tc>
         <w:tc>
           <w:tcPr>
-            <w:tcW w:w="1530" w:type="dxa"/>
+            <w:tcW w:w="1327" w:type="dxa"/>
             <w:tcBorders>
               <w:right w:val="single" w:sz="4" w:space="0" w:color="auto"/>
             </w:tcBorders>
@@ -5547,7 +5554,7 @@
         </w:tc>
         <w:tc>
           <w:tcPr>
-            <w:tcW w:w="4050" w:type="dxa"/>
+            <w:tcW w:w="4253" w:type="dxa"/>
             <w:tcBorders>
               <w:left w:val="single" w:sz="4" w:space="0" w:color="auto"/>
             </w:tcBorders>
@@ -5746,7 +5753,7 @@
         </w:tc>
         <w:tc>
           <w:tcPr>
-            <w:tcW w:w="1530" w:type="dxa"/>
+            <w:tcW w:w="1327" w:type="dxa"/>
             <w:tcBorders>
               <w:right w:val="single" w:sz="4" w:space="0" w:color="auto"/>
             </w:tcBorders>
@@ -5766,7 +5773,7 @@
         </w:tc>
         <w:tc>
           <w:tcPr>
-            <w:tcW w:w="4050" w:type="dxa"/>
+            <w:tcW w:w="4253" w:type="dxa"/>
             <w:tcBorders>
               <w:left w:val="single" w:sz="4" w:space="0" w:color="auto"/>
             </w:tcBorders>
@@ -5952,7 +5959,7 @@
         </w:tc>
         <w:tc>
           <w:tcPr>
-            <w:tcW w:w="1530" w:type="dxa"/>
+            <w:tcW w:w="1327" w:type="dxa"/>
             <w:tcBorders>
               <w:right w:val="single" w:sz="4" w:space="0" w:color="auto"/>
             </w:tcBorders>
@@ -5972,7 +5979,7 @@
         </w:tc>
         <w:tc>
           <w:tcPr>
-            <w:tcW w:w="4050" w:type="dxa"/>
+            <w:tcW w:w="4253" w:type="dxa"/>
             <w:tcBorders>
               <w:left w:val="single" w:sz="4" w:space="0" w:color="auto"/>
             </w:tcBorders>
@@ -6281,7 +6288,16 @@
                 <w:sz w:val="32"/>
                 <w:szCs w:val="32"/>
               </w:rPr>
-              <w:t>‡gvU †Z‡ji cwigvb:</w:t>
+              <w:t>‡gvU †Z‡ji cwigvY</w:t>
+            </w:r>
+            <w:r>
+              <w:rPr>
+                <w:rFonts w:ascii="SutonnyMJ" w:hAnsi="SutonnyMJ" w:cs="SutonnyMJ"/>
+                <w:b/>
+                <w:sz w:val="32"/>
+                <w:szCs w:val="32"/>
+              </w:rPr>
+              <w:t>:</w:t>
             </w:r>
           </w:p>
         </w:tc>
@@ -6453,7 +6469,7 @@
                 <w:sz w:val="32"/>
                 <w:szCs w:val="32"/>
               </w:rPr>
-              <w:t xml:space="preserve"> - (wgUvi wiwWs †kl</w:t>
+              <w:t xml:space="preserve"> (wgUvi wiwWs †kl</w:t>
             </w:r>
             <w:r>
               <w:rPr>
@@ -7272,7 +7288,25 @@
                 <w:sz w:val="32"/>
                 <w:szCs w:val="32"/>
               </w:rPr>
-              <w:t>‡gvU G¨vgvD›U(mKj wej):</w:t>
+              <w:t>‡gvU G¨vgvD›U</w:t>
+            </w:r>
+            <w:r>
+              <w:rPr>
+                <w:rFonts w:ascii="SutonnyMJ" w:hAnsi="SutonnyMJ" w:cs="SutonnyMJ"/>
+                <w:b/>
+                <w:sz w:val="32"/>
+                <w:szCs w:val="32"/>
+              </w:rPr>
+              <w:t xml:space="preserve"> </w:t>
+            </w:r>
+            <w:r>
+              <w:rPr>
+                <w:rFonts w:ascii="SutonnyMJ" w:hAnsi="SutonnyMJ" w:cs="SutonnyMJ"/>
+                <w:b/>
+                <w:sz w:val="32"/>
+                <w:szCs w:val="32"/>
+              </w:rPr>
+              <w:t>(mKj wej):</w:t>
             </w:r>
           </w:p>
         </w:tc>
@@ -8163,7 +8197,7 @@
 </file>
 
 <file path=customXml/itemProps1.xml><?xml version="1.0" encoding="utf-8"?>
-<ds:datastoreItem xmlns:ds="http://schemas.openxmlformats.org/officeDocument/2006/customXml" ds:itemID="{8E5DB5D4-D63D-40BA-A8D0-5CC73DEB648A}">
+<ds:datastoreItem xmlns:ds="http://schemas.openxmlformats.org/officeDocument/2006/customXml" ds:itemID="{2CA4E4BF-9652-4755-8186-43B6F7CAE77A}">
   <ds:schemaRefs>
     <ds:schemaRef ds:uri="http://schemas.openxmlformats.org/officeDocument/2006/bibliography"/>
   </ds:schemaRefs>
